--- a/Tyler/PHP_Angular/Tyler_Roberts.docx
+++ b/Tyler/PHP_Angular/Tyler_Roberts.docx
@@ -44,7 +44,7 @@
           <w:sz w:val="19"/>
           <w:szCs w:val="19"/>
         </w:rPr>
-        <w:t>tylerroberts.dev@oudook.com | linkedin.com/in/tyler-roberts-3b839b3a9/ | Florida, United States | +1 (321) 376-7095</w:t>
+        <w:t>tylerrdev@outlook.com | linkedin.com/in/tyler-roberts-76a8193b2/ | Florida, United States | +1 (321) 376-7095</w:t>
       </w:r>
     </w:p>
     <w:p>
@@ -106,8 +106,17 @@
           <w:rStyle w:val="Strong"/>
           <w:rFonts w:ascii="Arial" w:hAnsi="Arial" w:cs="Arial"/>
         </w:rPr>
-        <w:t>cloud-native SaaS</w:t>
-      </w:r>
+        <w:t xml:space="preserve">cloud-native </w:t>
+      </w:r>
+      <w:proofErr w:type="spellStart"/>
+      <w:r>
+        <w:rPr>
+          <w:rStyle w:val="Strong"/>
+          <w:rFonts w:ascii="Arial" w:hAnsi="Arial" w:cs="Arial"/>
+        </w:rPr>
+        <w:t>SaaS</w:t>
+      </w:r>
+      <w:proofErr w:type="spellEnd"/>
       <w:r>
         <w:rPr>
           <w:rFonts w:ascii="Arial" w:hAnsi="Arial" w:cs="Arial"/>
@@ -171,8 +180,17 @@
           <w:rStyle w:val="Strong"/>
           <w:rFonts w:ascii="Arial" w:hAnsi="Arial" w:cs="Arial"/>
         </w:rPr>
-        <w:t>secure auth</w:t>
-      </w:r>
+        <w:t xml:space="preserve">secure </w:t>
+      </w:r>
+      <w:proofErr w:type="spellStart"/>
+      <w:r>
+        <w:rPr>
+          <w:rStyle w:val="Strong"/>
+          <w:rFonts w:ascii="Arial" w:hAnsi="Arial" w:cs="Arial"/>
+        </w:rPr>
+        <w:t>auth</w:t>
+      </w:r>
+      <w:proofErr w:type="spellEnd"/>
       <w:r>
         <w:rPr>
           <w:rFonts w:ascii="Arial" w:hAnsi="Arial" w:cs="Arial"/>
@@ -255,7 +273,14 @@
         <w:rPr>
           <w:rFonts w:ascii="Arial" w:hAnsi="Arial" w:cs="Arial"/>
         </w:rPr>
-        <w:t xml:space="preserve"> integration points. Known for translating ambiguous requirements into </w:t>
+        <w:t xml:space="preserve"> integration points. </w:t>
+      </w:r>
+      <w:proofErr w:type="gramStart"/>
+      <w:r>
+        <w:rPr>
+          <w:rFonts w:ascii="Arial" w:hAnsi="Arial" w:cs="Arial"/>
+        </w:rPr>
+        <w:t xml:space="preserve">Known for translating ambiguous requirements into </w:t>
       </w:r>
       <w:r>
         <w:rPr>
@@ -283,6 +308,7 @@
         </w:rPr>
         <w:t xml:space="preserve">, and establishing </w:t>
       </w:r>
+      <w:proofErr w:type="spellStart"/>
       <w:r>
         <w:rPr>
           <w:rStyle w:val="Strong"/>
@@ -290,12 +316,14 @@
         </w:rPr>
         <w:t>observability</w:t>
       </w:r>
+      <w:proofErr w:type="spellEnd"/>
       <w:r>
         <w:rPr>
           <w:rFonts w:ascii="Arial" w:hAnsi="Arial" w:cs="Arial"/>
         </w:rPr>
         <w:t xml:space="preserve"> practices that make incidents diagnosable and releases safer.</w:t>
       </w:r>
+      <w:proofErr w:type="gramEnd"/>
     </w:p>
     <w:p>
       <w:pPr>
@@ -363,6 +391,7 @@
         </w:rPr>
         <w:t xml:space="preserve">, </w:t>
       </w:r>
+      <w:proofErr w:type="spellStart"/>
       <w:r>
         <w:rPr>
           <w:rStyle w:val="Strong"/>
@@ -372,14 +401,16 @@
         </w:rPr>
         <w:t>AngularJS</w:t>
       </w:r>
-      <w:r>
-        <w:rPr>
-          <w:rFonts w:ascii="Arial" w:hAnsi="Arial" w:cs="Arial"/>
-          <w:sz w:val="20"/>
-          <w:szCs w:val="20"/>
-        </w:rPr>
-        <w:t xml:space="preserve">, </w:t>
-      </w:r>
+      <w:proofErr w:type="spellEnd"/>
+      <w:r>
+        <w:rPr>
+          <w:rFonts w:ascii="Arial" w:hAnsi="Arial" w:cs="Arial"/>
+          <w:sz w:val="20"/>
+          <w:szCs w:val="20"/>
+        </w:rPr>
+        <w:t xml:space="preserve">, </w:t>
+      </w:r>
+      <w:proofErr w:type="spellStart"/>
       <w:r>
         <w:rPr>
           <w:rStyle w:val="Strong"/>
@@ -389,6 +420,7 @@
         </w:rPr>
         <w:t>TypeScript</w:t>
       </w:r>
+      <w:proofErr w:type="spellEnd"/>
       <w:r>
         <w:rPr>
           <w:rFonts w:ascii="Arial" w:hAnsi="Arial" w:cs="Arial"/>
@@ -414,6 +446,7 @@
         </w:rPr>
         <w:t xml:space="preserve">, </w:t>
       </w:r>
+      <w:proofErr w:type="spellStart"/>
       <w:r>
         <w:rPr>
           <w:rStyle w:val="Strong"/>
@@ -423,14 +456,16 @@
         </w:rPr>
         <w:t>RxJS</w:t>
       </w:r>
-      <w:r>
-        <w:rPr>
-          <w:rFonts w:ascii="Arial" w:hAnsi="Arial" w:cs="Arial"/>
-          <w:sz w:val="20"/>
-          <w:szCs w:val="20"/>
-        </w:rPr>
-        <w:t xml:space="preserve">, </w:t>
-      </w:r>
+      <w:proofErr w:type="spellEnd"/>
+      <w:r>
+        <w:rPr>
+          <w:rFonts w:ascii="Arial" w:hAnsi="Arial" w:cs="Arial"/>
+          <w:sz w:val="20"/>
+          <w:szCs w:val="20"/>
+        </w:rPr>
+        <w:t xml:space="preserve">, </w:t>
+      </w:r>
+      <w:proofErr w:type="spellStart"/>
       <w:r>
         <w:rPr>
           <w:rStyle w:val="Strong"/>
@@ -440,6 +475,7 @@
         </w:rPr>
         <w:t>NgRx</w:t>
       </w:r>
+      <w:proofErr w:type="spellEnd"/>
       <w:r>
         <w:rPr>
           <w:rFonts w:ascii="Arial" w:hAnsi="Arial" w:cs="Arial"/>
@@ -574,6 +610,7 @@
         </w:rPr>
         <w:t xml:space="preserve">, </w:t>
       </w:r>
+      <w:proofErr w:type="spellStart"/>
       <w:r>
         <w:rPr>
           <w:rStyle w:val="Strong"/>
@@ -583,14 +620,16 @@
         </w:rPr>
         <w:t>Symfony</w:t>
       </w:r>
-      <w:r>
-        <w:rPr>
-          <w:rFonts w:ascii="Arial" w:hAnsi="Arial" w:cs="Arial"/>
-          <w:sz w:val="20"/>
-          <w:szCs w:val="20"/>
-        </w:rPr>
-        <w:t xml:space="preserve">, </w:t>
-      </w:r>
+      <w:proofErr w:type="spellEnd"/>
+      <w:r>
+        <w:rPr>
+          <w:rFonts w:ascii="Arial" w:hAnsi="Arial" w:cs="Arial"/>
+          <w:sz w:val="20"/>
+          <w:szCs w:val="20"/>
+        </w:rPr>
+        <w:t xml:space="preserve">, </w:t>
+      </w:r>
+      <w:proofErr w:type="spellStart"/>
       <w:r>
         <w:rPr>
           <w:rStyle w:val="Strong"/>
@@ -600,6 +639,7 @@
         </w:rPr>
         <w:t>Laravel</w:t>
       </w:r>
+      <w:proofErr w:type="spellEnd"/>
       <w:r>
         <w:rPr>
           <w:rFonts w:ascii="Arial" w:hAnsi="Arial" w:cs="Arial"/>
@@ -642,6 +682,7 @@
         </w:rPr>
         <w:t xml:space="preserve">, </w:t>
       </w:r>
+      <w:proofErr w:type="spellStart"/>
       <w:r>
         <w:rPr>
           <w:rStyle w:val="Strong"/>
@@ -651,6 +692,7 @@
         </w:rPr>
         <w:t>GraphQL</w:t>
       </w:r>
+      <w:proofErr w:type="spellEnd"/>
       <w:r>
         <w:rPr>
           <w:rFonts w:ascii="Arial" w:hAnsi="Arial" w:cs="Arial"/>
@@ -659,6 +701,7 @@
         </w:rPr>
         <w:t xml:space="preserve"> (server integration), </w:t>
       </w:r>
+      <w:proofErr w:type="spellStart"/>
       <w:r>
         <w:rPr>
           <w:rStyle w:val="Strong"/>
@@ -668,6 +711,7 @@
         </w:rPr>
         <w:t>microservices</w:t>
       </w:r>
+      <w:proofErr w:type="spellEnd"/>
       <w:r>
         <w:rPr>
           <w:rFonts w:ascii="Arial" w:hAnsi="Arial" w:cs="Arial"/>
@@ -693,6 +737,7 @@
         </w:rPr>
         <w:t xml:space="preserve">, </w:t>
       </w:r>
+      <w:proofErr w:type="spellStart"/>
       <w:r>
         <w:rPr>
           <w:rStyle w:val="Strong"/>
@@ -702,6 +747,7 @@
         </w:rPr>
         <w:t>webhooks</w:t>
       </w:r>
+      <w:proofErr w:type="spellEnd"/>
       <w:r>
         <w:rPr>
           <w:rFonts w:ascii="Arial" w:hAnsi="Arial" w:cs="Arial"/>
@@ -727,6 +773,7 @@
         </w:rPr>
         <w:t xml:space="preserve">, </w:t>
       </w:r>
+      <w:proofErr w:type="spellStart"/>
       <w:r>
         <w:rPr>
           <w:rStyle w:val="Strong"/>
@@ -736,6 +783,7 @@
         </w:rPr>
         <w:t>idempotency</w:t>
       </w:r>
+      <w:proofErr w:type="spellEnd"/>
     </w:p>
     <w:p>
       <w:pPr>
@@ -768,6 +816,7 @@
         </w:rPr>
         <w:t xml:space="preserve"> – Relational: </w:t>
       </w:r>
+      <w:proofErr w:type="spellStart"/>
       <w:r>
         <w:rPr>
           <w:rStyle w:val="Strong"/>
@@ -777,6 +826,7 @@
         </w:rPr>
         <w:t>PostgreSQL</w:t>
       </w:r>
+      <w:proofErr w:type="spellEnd"/>
       <w:r>
         <w:rPr>
           <w:rFonts w:ascii="Arial" w:hAnsi="Arial" w:cs="Arial"/>
@@ -817,8 +867,27 @@
           <w:sz w:val="20"/>
           <w:szCs w:val="20"/>
         </w:rPr>
-        <w:t xml:space="preserve"> | NoSQL: </w:t>
-      </w:r>
+        <w:t xml:space="preserve"> | </w:t>
+      </w:r>
+      <w:proofErr w:type="spellStart"/>
+      <w:r>
+        <w:rPr>
+          <w:rFonts w:ascii="Arial" w:hAnsi="Arial" w:cs="Arial"/>
+          <w:sz w:val="20"/>
+          <w:szCs w:val="20"/>
+        </w:rPr>
+        <w:t>NoSQL</w:t>
+      </w:r>
+      <w:proofErr w:type="spellEnd"/>
+      <w:r>
+        <w:rPr>
+          <w:rFonts w:ascii="Arial" w:hAnsi="Arial" w:cs="Arial"/>
+          <w:sz w:val="20"/>
+          <w:szCs w:val="20"/>
+        </w:rPr>
+        <w:t xml:space="preserve">: </w:t>
+      </w:r>
+      <w:proofErr w:type="spellStart"/>
       <w:r>
         <w:rPr>
           <w:rStyle w:val="Strong"/>
@@ -828,14 +897,16 @@
         </w:rPr>
         <w:t>Redis</w:t>
       </w:r>
-      <w:r>
-        <w:rPr>
-          <w:rFonts w:ascii="Arial" w:hAnsi="Arial" w:cs="Arial"/>
-          <w:sz w:val="20"/>
-          <w:szCs w:val="20"/>
-        </w:rPr>
-        <w:t xml:space="preserve">, </w:t>
-      </w:r>
+      <w:proofErr w:type="spellEnd"/>
+      <w:r>
+        <w:rPr>
+          <w:rFonts w:ascii="Arial" w:hAnsi="Arial" w:cs="Arial"/>
+          <w:sz w:val="20"/>
+          <w:szCs w:val="20"/>
+        </w:rPr>
+        <w:t xml:space="preserve">, </w:t>
+      </w:r>
+      <w:proofErr w:type="spellStart"/>
       <w:r>
         <w:rPr>
           <w:rStyle w:val="Strong"/>
@@ -845,14 +916,16 @@
         </w:rPr>
         <w:t>MongoDB</w:t>
       </w:r>
-      <w:r>
-        <w:rPr>
-          <w:rFonts w:ascii="Arial" w:hAnsi="Arial" w:cs="Arial"/>
-          <w:sz w:val="20"/>
-          <w:szCs w:val="20"/>
-        </w:rPr>
-        <w:t xml:space="preserve">, </w:t>
-      </w:r>
+      <w:proofErr w:type="spellEnd"/>
+      <w:r>
+        <w:rPr>
+          <w:rFonts w:ascii="Arial" w:hAnsi="Arial" w:cs="Arial"/>
+          <w:sz w:val="20"/>
+          <w:szCs w:val="20"/>
+        </w:rPr>
+        <w:t xml:space="preserve">, </w:t>
+      </w:r>
+      <w:proofErr w:type="spellStart"/>
       <w:r>
         <w:rPr>
           <w:rStyle w:val="Strong"/>
@@ -862,6 +935,7 @@
         </w:rPr>
         <w:t>DynamoDB</w:t>
       </w:r>
+      <w:proofErr w:type="spellEnd"/>
       <w:r>
         <w:rPr>
           <w:rFonts w:ascii="Arial" w:hAnsi="Arial" w:cs="Arial"/>
@@ -904,6 +978,7 @@
         </w:rPr>
         <w:t xml:space="preserve">, </w:t>
       </w:r>
+      <w:proofErr w:type="spellStart"/>
       <w:r>
         <w:rPr>
           <w:rStyle w:val="Strong"/>
@@ -913,6 +988,7 @@
         </w:rPr>
         <w:t>RabbitMQ</w:t>
       </w:r>
+      <w:proofErr w:type="spellEnd"/>
       <w:r>
         <w:rPr>
           <w:rFonts w:ascii="Arial" w:hAnsi="Arial" w:cs="Arial"/>
@@ -921,6 +997,7 @@
         </w:rPr>
         <w:t xml:space="preserve"> | Search: </w:t>
       </w:r>
+      <w:proofErr w:type="spellStart"/>
       <w:r>
         <w:rPr>
           <w:rStyle w:val="Strong"/>
@@ -930,6 +1007,7 @@
         </w:rPr>
         <w:t>Elasticsearch</w:t>
       </w:r>
+      <w:proofErr w:type="spellEnd"/>
       <w:r>
         <w:rPr>
           <w:rFonts w:ascii="Arial" w:hAnsi="Arial" w:cs="Arial"/>
@@ -972,6 +1050,7 @@
         </w:rPr>
         <w:t xml:space="preserve">, </w:t>
       </w:r>
+      <w:proofErr w:type="spellStart"/>
       <w:r>
         <w:rPr>
           <w:rStyle w:val="Strong"/>
@@ -981,6 +1060,7 @@
         </w:rPr>
         <w:t>BigQuery</w:t>
       </w:r>
+      <w:proofErr w:type="spellEnd"/>
     </w:p>
     <w:p>
       <w:pPr>
@@ -1003,8 +1083,19 @@
           <w:sz w:val="20"/>
           <w:szCs w:val="20"/>
         </w:rPr>
-        <w:t>Cloud &amp; DevOps</w:t>
-      </w:r>
+        <w:t xml:space="preserve">Cloud &amp; </w:t>
+      </w:r>
+      <w:proofErr w:type="spellStart"/>
+      <w:r>
+        <w:rPr>
+          <w:rStyle w:val="Strong"/>
+          <w:rFonts w:ascii="Arial" w:hAnsi="Arial" w:cs="Arial"/>
+          <w:sz w:val="20"/>
+          <w:szCs w:val="20"/>
+        </w:rPr>
+        <w:t>DevOps</w:t>
+      </w:r>
+      <w:proofErr w:type="spellEnd"/>
       <w:r>
         <w:rPr>
           <w:rFonts w:ascii="Arial" w:hAnsi="Arial" w:cs="Arial"/>
@@ -1115,6 +1206,7 @@
         </w:rPr>
         <w:t xml:space="preserve">, </w:t>
       </w:r>
+      <w:proofErr w:type="spellStart"/>
       <w:r>
         <w:rPr>
           <w:rStyle w:val="Strong"/>
@@ -1124,6 +1216,7 @@
         </w:rPr>
         <w:t>CloudFront</w:t>
       </w:r>
+      <w:proofErr w:type="spellEnd"/>
       <w:r>
         <w:rPr>
           <w:rFonts w:ascii="Arial" w:hAnsi="Arial" w:cs="Arial"/>
@@ -1149,6 +1242,7 @@
         </w:rPr>
         <w:t xml:space="preserve">, </w:t>
       </w:r>
+      <w:proofErr w:type="spellStart"/>
       <w:r>
         <w:rPr>
           <w:rStyle w:val="Strong"/>
@@ -1158,14 +1252,16 @@
         </w:rPr>
         <w:t>DynamoDB</w:t>
       </w:r>
-      <w:r>
-        <w:rPr>
-          <w:rFonts w:ascii="Arial" w:hAnsi="Arial" w:cs="Arial"/>
-          <w:sz w:val="20"/>
-          <w:szCs w:val="20"/>
-        </w:rPr>
-        <w:t xml:space="preserve">, </w:t>
-      </w:r>
+      <w:proofErr w:type="spellEnd"/>
+      <w:r>
+        <w:rPr>
+          <w:rFonts w:ascii="Arial" w:hAnsi="Arial" w:cs="Arial"/>
+          <w:sz w:val="20"/>
+          <w:szCs w:val="20"/>
+        </w:rPr>
+        <w:t xml:space="preserve">, </w:t>
+      </w:r>
+      <w:proofErr w:type="spellStart"/>
       <w:r>
         <w:rPr>
           <w:rStyle w:val="Strong"/>
@@ -1175,14 +1271,16 @@
         </w:rPr>
         <w:t>ElastiCache</w:t>
       </w:r>
-      <w:r>
-        <w:rPr>
-          <w:rFonts w:ascii="Arial" w:hAnsi="Arial" w:cs="Arial"/>
-          <w:sz w:val="20"/>
-          <w:szCs w:val="20"/>
-        </w:rPr>
-        <w:t xml:space="preserve">, </w:t>
-      </w:r>
+      <w:proofErr w:type="spellEnd"/>
+      <w:r>
+        <w:rPr>
+          <w:rFonts w:ascii="Arial" w:hAnsi="Arial" w:cs="Arial"/>
+          <w:sz w:val="20"/>
+          <w:szCs w:val="20"/>
+        </w:rPr>
+        <w:t xml:space="preserve">, </w:t>
+      </w:r>
+      <w:proofErr w:type="spellStart"/>
       <w:r>
         <w:rPr>
           <w:rStyle w:val="Strong"/>
@@ -1192,6 +1290,7 @@
         </w:rPr>
         <w:t>EventBridge</w:t>
       </w:r>
+      <w:proofErr w:type="spellEnd"/>
       <w:r>
         <w:rPr>
           <w:rFonts w:ascii="Arial" w:hAnsi="Arial" w:cs="Arial"/>
@@ -1404,6 +1503,7 @@
         </w:rPr>
         <w:t xml:space="preserve">, </w:t>
       </w:r>
+      <w:proofErr w:type="spellStart"/>
       <w:r>
         <w:rPr>
           <w:rStyle w:val="Strong"/>
@@ -1413,6 +1513,7 @@
         </w:rPr>
         <w:t>BigQuery</w:t>
       </w:r>
+      <w:proofErr w:type="spellEnd"/>
       <w:r>
         <w:rPr>
           <w:rFonts w:ascii="Arial" w:hAnsi="Arial" w:cs="Arial"/>
@@ -1421,6 +1522,7 @@
         </w:rPr>
         <w:t xml:space="preserve"> | </w:t>
       </w:r>
+      <w:proofErr w:type="spellStart"/>
       <w:r>
         <w:rPr>
           <w:rStyle w:val="Strong"/>
@@ -1430,14 +1532,16 @@
         </w:rPr>
         <w:t>Docker</w:t>
       </w:r>
-      <w:r>
-        <w:rPr>
-          <w:rFonts w:ascii="Arial" w:hAnsi="Arial" w:cs="Arial"/>
-          <w:sz w:val="20"/>
-          <w:szCs w:val="20"/>
-        </w:rPr>
-        <w:t xml:space="preserve">, </w:t>
-      </w:r>
+      <w:proofErr w:type="spellEnd"/>
+      <w:r>
+        <w:rPr>
+          <w:rFonts w:ascii="Arial" w:hAnsi="Arial" w:cs="Arial"/>
+          <w:sz w:val="20"/>
+          <w:szCs w:val="20"/>
+        </w:rPr>
+        <w:t xml:space="preserve">, </w:t>
+      </w:r>
+      <w:proofErr w:type="spellStart"/>
       <w:r>
         <w:rPr>
           <w:rStyle w:val="Strong"/>
@@ -1447,6 +1551,7 @@
         </w:rPr>
         <w:t>Kubernetes</w:t>
       </w:r>
+      <w:proofErr w:type="spellEnd"/>
       <w:r>
         <w:rPr>
           <w:rFonts w:ascii="Arial" w:hAnsi="Arial" w:cs="Arial"/>
@@ -1489,6 +1594,7 @@
         </w:rPr>
         <w:t xml:space="preserve">, </w:t>
       </w:r>
+      <w:proofErr w:type="spellStart"/>
       <w:r>
         <w:rPr>
           <w:rStyle w:val="Strong"/>
@@ -1498,14 +1604,16 @@
         </w:rPr>
         <w:t>GitOps</w:t>
       </w:r>
-      <w:r>
-        <w:rPr>
-          <w:rFonts w:ascii="Arial" w:hAnsi="Arial" w:cs="Arial"/>
-          <w:sz w:val="20"/>
-          <w:szCs w:val="20"/>
-        </w:rPr>
-        <w:t xml:space="preserve">, </w:t>
-      </w:r>
+      <w:proofErr w:type="spellEnd"/>
+      <w:r>
+        <w:rPr>
+          <w:rFonts w:ascii="Arial" w:hAnsi="Arial" w:cs="Arial"/>
+          <w:sz w:val="20"/>
+          <w:szCs w:val="20"/>
+        </w:rPr>
+        <w:t xml:space="preserve">, </w:t>
+      </w:r>
+      <w:proofErr w:type="spellStart"/>
       <w:r>
         <w:rPr>
           <w:rStyle w:val="Strong"/>
@@ -1515,14 +1623,16 @@
         </w:rPr>
         <w:t>Terraform</w:t>
       </w:r>
-      <w:r>
-        <w:rPr>
-          <w:rFonts w:ascii="Arial" w:hAnsi="Arial" w:cs="Arial"/>
-          <w:sz w:val="20"/>
-          <w:szCs w:val="20"/>
-        </w:rPr>
-        <w:t xml:space="preserve">, </w:t>
-      </w:r>
+      <w:proofErr w:type="spellEnd"/>
+      <w:r>
+        <w:rPr>
+          <w:rFonts w:ascii="Arial" w:hAnsi="Arial" w:cs="Arial"/>
+          <w:sz w:val="20"/>
+          <w:szCs w:val="20"/>
+        </w:rPr>
+        <w:t xml:space="preserve">, </w:t>
+      </w:r>
+      <w:proofErr w:type="spellStart"/>
       <w:r>
         <w:rPr>
           <w:rStyle w:val="Strong"/>
@@ -1532,6 +1642,7 @@
         </w:rPr>
         <w:t>CloudFormation</w:t>
       </w:r>
+      <w:proofErr w:type="spellEnd"/>
       <w:r>
         <w:rPr>
           <w:rFonts w:ascii="Arial" w:hAnsi="Arial" w:cs="Arial"/>
@@ -1540,31 +1651,53 @@
         </w:rPr>
         <w:t xml:space="preserve"> | CI/CD: </w:t>
       </w:r>
-      <w:r>
-        <w:rPr>
-          <w:rStyle w:val="Strong"/>
-          <w:rFonts w:ascii="Arial" w:hAnsi="Arial" w:cs="Arial"/>
-          <w:sz w:val="20"/>
-          <w:szCs w:val="20"/>
-        </w:rPr>
-        <w:t>GitHub Actions</w:t>
-      </w:r>
-      <w:r>
-        <w:rPr>
-          <w:rFonts w:ascii="Arial" w:hAnsi="Arial" w:cs="Arial"/>
-          <w:sz w:val="20"/>
-          <w:szCs w:val="20"/>
-        </w:rPr>
-        <w:t xml:space="preserve">, </w:t>
-      </w:r>
-      <w:r>
-        <w:rPr>
-          <w:rStyle w:val="Strong"/>
-          <w:rFonts w:ascii="Arial" w:hAnsi="Arial" w:cs="Arial"/>
-          <w:sz w:val="20"/>
-          <w:szCs w:val="20"/>
-        </w:rPr>
-        <w:t>GitLab CI</w:t>
+      <w:proofErr w:type="spellStart"/>
+      <w:r>
+        <w:rPr>
+          <w:rStyle w:val="Strong"/>
+          <w:rFonts w:ascii="Arial" w:hAnsi="Arial" w:cs="Arial"/>
+          <w:sz w:val="20"/>
+          <w:szCs w:val="20"/>
+        </w:rPr>
+        <w:t>GitHub</w:t>
+      </w:r>
+      <w:proofErr w:type="spellEnd"/>
+      <w:r>
+        <w:rPr>
+          <w:rStyle w:val="Strong"/>
+          <w:rFonts w:ascii="Arial" w:hAnsi="Arial" w:cs="Arial"/>
+          <w:sz w:val="20"/>
+          <w:szCs w:val="20"/>
+        </w:rPr>
+        <w:t xml:space="preserve"> Actions</w:t>
+      </w:r>
+      <w:r>
+        <w:rPr>
+          <w:rFonts w:ascii="Arial" w:hAnsi="Arial" w:cs="Arial"/>
+          <w:sz w:val="20"/>
+          <w:szCs w:val="20"/>
+        </w:rPr>
+        <w:t xml:space="preserve">, </w:t>
+      </w:r>
+      <w:proofErr w:type="spellStart"/>
+      <w:r>
+        <w:rPr>
+          <w:rStyle w:val="Strong"/>
+          <w:rFonts w:ascii="Arial" w:hAnsi="Arial" w:cs="Arial"/>
+          <w:sz w:val="20"/>
+          <w:szCs w:val="20"/>
+        </w:rPr>
+        <w:t>GitLab</w:t>
+      </w:r>
+      <w:proofErr w:type="spellEnd"/>
+      <w:r>
+        <w:rPr>
+          <w:rStyle w:val="Strong"/>
+          <w:rFonts w:ascii="Arial" w:hAnsi="Arial" w:cs="Arial"/>
+          <w:sz w:val="20"/>
+          <w:szCs w:val="20"/>
+        </w:rPr>
+        <w:t xml:space="preserve"> CI</w:t>
       </w:r>
       <w:r>
         <w:rPr>
@@ -1598,16 +1731,28 @@
           <w:sz w:val="20"/>
           <w:szCs w:val="20"/>
         </w:rPr>
-        <w:t>Azure DevOps</w:t>
-      </w:r>
-      <w:r>
-        <w:rPr>
-          <w:rFonts w:ascii="Arial" w:hAnsi="Arial" w:cs="Arial"/>
-          <w:sz w:val="20"/>
-          <w:szCs w:val="20"/>
-        </w:rPr>
-        <w:t xml:space="preserve">, </w:t>
-      </w:r>
+        <w:t xml:space="preserve">Azure </w:t>
+      </w:r>
+      <w:proofErr w:type="spellStart"/>
+      <w:r>
+        <w:rPr>
+          <w:rStyle w:val="Strong"/>
+          <w:rFonts w:ascii="Arial" w:hAnsi="Arial" w:cs="Arial"/>
+          <w:sz w:val="20"/>
+          <w:szCs w:val="20"/>
+        </w:rPr>
+        <w:t>DevOps</w:t>
+      </w:r>
+      <w:proofErr w:type="spellEnd"/>
+      <w:r>
+        <w:rPr>
+          <w:rFonts w:ascii="Arial" w:hAnsi="Arial" w:cs="Arial"/>
+          <w:sz w:val="20"/>
+          <w:szCs w:val="20"/>
+        </w:rPr>
+        <w:t xml:space="preserve">, </w:t>
+      </w:r>
+      <w:proofErr w:type="spellStart"/>
       <w:r>
         <w:rPr>
           <w:rStyle w:val="Strong"/>
@@ -1617,6 +1762,7 @@
         </w:rPr>
         <w:t>CircleCI</w:t>
       </w:r>
+      <w:proofErr w:type="spellEnd"/>
     </w:p>
     <w:p>
       <w:pPr>
@@ -1632,14 +1778,25 @@
           <w:szCs w:val="20"/>
         </w:rPr>
       </w:pPr>
-      <w:r>
-        <w:rPr>
-          <w:rStyle w:val="Strong"/>
-          <w:rFonts w:ascii="Arial" w:hAnsi="Arial" w:cs="Arial"/>
-          <w:sz w:val="20"/>
-          <w:szCs w:val="20"/>
-        </w:rPr>
-        <w:t>Observability, Quality &amp; Security</w:t>
+      <w:proofErr w:type="spellStart"/>
+      <w:r>
+        <w:rPr>
+          <w:rStyle w:val="Strong"/>
+          <w:rFonts w:ascii="Arial" w:hAnsi="Arial" w:cs="Arial"/>
+          <w:sz w:val="20"/>
+          <w:szCs w:val="20"/>
+        </w:rPr>
+        <w:t>Observability</w:t>
+      </w:r>
+      <w:proofErr w:type="spellEnd"/>
+      <w:r>
+        <w:rPr>
+          <w:rStyle w:val="Strong"/>
+          <w:rFonts w:ascii="Arial" w:hAnsi="Arial" w:cs="Arial"/>
+          <w:sz w:val="20"/>
+          <w:szCs w:val="20"/>
+        </w:rPr>
+        <w:t>, Quality &amp; Security</w:t>
       </w:r>
       <w:r>
         <w:rPr>
@@ -1649,6 +1806,7 @@
         </w:rPr>
         <w:t xml:space="preserve"> – </w:t>
       </w:r>
+      <w:proofErr w:type="spellStart"/>
       <w:r>
         <w:rPr>
           <w:rStyle w:val="Strong"/>
@@ -1658,14 +1816,16 @@
         </w:rPr>
         <w:t>OpenTelemetry</w:t>
       </w:r>
-      <w:r>
-        <w:rPr>
-          <w:rFonts w:ascii="Arial" w:hAnsi="Arial" w:cs="Arial"/>
-          <w:sz w:val="20"/>
-          <w:szCs w:val="20"/>
-        </w:rPr>
-        <w:t xml:space="preserve">, </w:t>
-      </w:r>
+      <w:proofErr w:type="spellEnd"/>
+      <w:r>
+        <w:rPr>
+          <w:rFonts w:ascii="Arial" w:hAnsi="Arial" w:cs="Arial"/>
+          <w:sz w:val="20"/>
+          <w:szCs w:val="20"/>
+        </w:rPr>
+        <w:t xml:space="preserve">, </w:t>
+      </w:r>
+      <w:proofErr w:type="spellStart"/>
       <w:r>
         <w:rPr>
           <w:rStyle w:val="Strong"/>
@@ -1675,6 +1835,7 @@
         </w:rPr>
         <w:t>Datadog</w:t>
       </w:r>
+      <w:proofErr w:type="spellEnd"/>
       <w:r>
         <w:rPr>
           <w:rFonts w:ascii="Arial" w:hAnsi="Arial" w:cs="Arial"/>
@@ -1700,6 +1861,7 @@
         </w:rPr>
         <w:t xml:space="preserve">, </w:t>
       </w:r>
+      <w:proofErr w:type="spellStart"/>
       <w:r>
         <w:rPr>
           <w:rStyle w:val="Strong"/>
@@ -1709,6 +1871,7 @@
         </w:rPr>
         <w:t>Grafana</w:t>
       </w:r>
+      <w:proofErr w:type="spellEnd"/>
       <w:r>
         <w:rPr>
           <w:rFonts w:ascii="Arial" w:hAnsi="Arial" w:cs="Arial"/>
@@ -1734,6 +1897,7 @@
         </w:rPr>
         <w:t xml:space="preserve">, </w:t>
       </w:r>
+      <w:proofErr w:type="spellStart"/>
       <w:r>
         <w:rPr>
           <w:rStyle w:val="Strong"/>
@@ -1743,6 +1907,7 @@
         </w:rPr>
         <w:t>CloudWatch</w:t>
       </w:r>
+      <w:proofErr w:type="spellEnd"/>
       <w:r>
         <w:rPr>
           <w:rFonts w:ascii="Arial" w:hAnsi="Arial" w:cs="Arial"/>
@@ -1904,14 +2069,25 @@
         </w:rPr>
         <w:t xml:space="preserve">, </w:t>
       </w:r>
-      <w:r>
-        <w:rPr>
-          <w:rStyle w:val="Strong"/>
-          <w:rFonts w:ascii="Arial" w:hAnsi="Arial" w:cs="Arial"/>
-          <w:sz w:val="20"/>
-          <w:szCs w:val="20"/>
-        </w:rPr>
-        <w:t>OpenID Connect</w:t>
+      <w:proofErr w:type="spellStart"/>
+      <w:r>
+        <w:rPr>
+          <w:rStyle w:val="Strong"/>
+          <w:rFonts w:ascii="Arial" w:hAnsi="Arial" w:cs="Arial"/>
+          <w:sz w:val="20"/>
+          <w:szCs w:val="20"/>
+        </w:rPr>
+        <w:t>OpenID</w:t>
+      </w:r>
+      <w:proofErr w:type="spellEnd"/>
+      <w:r>
+        <w:rPr>
+          <w:rStyle w:val="Strong"/>
+          <w:rFonts w:ascii="Arial" w:hAnsi="Arial" w:cs="Arial"/>
+          <w:sz w:val="20"/>
+          <w:szCs w:val="20"/>
+        </w:rPr>
+        <w:t xml:space="preserve"> Connect</w:t>
       </w:r>
       <w:r>
         <w:rPr>
@@ -1938,6 +2114,7 @@
         </w:rPr>
         <w:t xml:space="preserve">, </w:t>
       </w:r>
+      <w:proofErr w:type="spellStart"/>
       <w:r>
         <w:rPr>
           <w:rStyle w:val="Strong"/>
@@ -1947,6 +2124,7 @@
         </w:rPr>
         <w:t>Okta</w:t>
       </w:r>
+      <w:proofErr w:type="spellEnd"/>
       <w:r>
         <w:rPr>
           <w:rFonts w:ascii="Arial" w:hAnsi="Arial" w:cs="Arial"/>
@@ -1979,8 +2157,19 @@
           <w:sz w:val="20"/>
           <w:szCs w:val="20"/>
         </w:rPr>
-        <w:t>AWS Cognito</w:t>
-      </w:r>
+        <w:t xml:space="preserve">AWS </w:t>
+      </w:r>
+      <w:proofErr w:type="spellStart"/>
+      <w:r>
+        <w:rPr>
+          <w:rStyle w:val="Strong"/>
+          <w:rFonts w:ascii="Arial" w:hAnsi="Arial" w:cs="Arial"/>
+          <w:sz w:val="20"/>
+          <w:szCs w:val="20"/>
+        </w:rPr>
+        <w:t>Cognito</w:t>
+      </w:r>
+      <w:proofErr w:type="spellEnd"/>
       <w:r>
         <w:rPr>
           <w:rFonts w:ascii="Arial" w:hAnsi="Arial" w:cs="Arial"/>
@@ -2074,7 +2263,31 @@
           <w:sz w:val="21"/>
           <w:szCs w:val="21"/>
         </w:rPr>
-        <w:t>Web Venturez LLC</w:t>
+        <w:t xml:space="preserve">Web </w:t>
+      </w:r>
+      <w:proofErr w:type="spellStart"/>
+      <w:r>
+        <w:rPr>
+          <w:rFonts w:ascii="Arial" w:eastAsia="Arial" w:hAnsi="Arial" w:cs="Arial"/>
+          <w:b/>
+          <w:bCs/>
+          <w:color w:val="6F8F6B"/>
+          <w:sz w:val="21"/>
+          <w:szCs w:val="21"/>
+        </w:rPr>
+        <w:t>Venturez</w:t>
+      </w:r>
+      <w:proofErr w:type="spellEnd"/>
+      <w:r>
+        <w:rPr>
+          <w:rFonts w:ascii="Arial" w:eastAsia="Arial" w:hAnsi="Arial" w:cs="Arial"/>
+          <w:b/>
+          <w:bCs/>
+          <w:color w:val="6F8F6B"/>
+          <w:sz w:val="21"/>
+          <w:szCs w:val="21"/>
+        </w:rPr>
+        <w:t xml:space="preserve"> LLC</w:t>
       </w:r>
     </w:p>
     <w:p>
@@ -2114,8 +2327,18 @@
           <w:rFonts w:ascii="Arial" w:hAnsi="Arial" w:cs="Arial"/>
           <w:sz w:val="20"/>
         </w:rPr>
-        <w:t>multi-tenant SaaS</w:t>
-      </w:r>
+        <w:t xml:space="preserve">multi-tenant </w:t>
+      </w:r>
+      <w:proofErr w:type="spellStart"/>
+      <w:r>
+        <w:rPr>
+          <w:rStyle w:val="Strong"/>
+          <w:rFonts w:ascii="Arial" w:hAnsi="Arial" w:cs="Arial"/>
+          <w:sz w:val="20"/>
+        </w:rPr>
+        <w:t>SaaS</w:t>
+      </w:r>
+      <w:proofErr w:type="spellEnd"/>
       <w:r>
         <w:rPr>
           <w:rFonts w:ascii="Arial" w:hAnsi="Arial" w:cs="Arial"/>
@@ -2138,14 +2361,34 @@
         </w:rPr>
         <w:t xml:space="preserve"> with </w:t>
       </w:r>
-      <w:r>
-        <w:rPr>
-          <w:rStyle w:val="Strong"/>
-          <w:rFonts w:ascii="Arial" w:hAnsi="Arial" w:cs="Arial"/>
-          <w:sz w:val="20"/>
-        </w:rPr>
-        <w:t>Symfony/Laravel</w:t>
-      </w:r>
+      <w:proofErr w:type="spellStart"/>
+      <w:r>
+        <w:rPr>
+          <w:rStyle w:val="Strong"/>
+          <w:rFonts w:ascii="Arial" w:hAnsi="Arial" w:cs="Arial"/>
+          <w:sz w:val="20"/>
+        </w:rPr>
+        <w:t>Symfony</w:t>
+      </w:r>
+      <w:proofErr w:type="spellEnd"/>
+      <w:r>
+        <w:rPr>
+          <w:rStyle w:val="Strong"/>
+          <w:rFonts w:ascii="Arial" w:hAnsi="Arial" w:cs="Arial"/>
+          <w:sz w:val="20"/>
+        </w:rPr>
+        <w:t>/</w:t>
+      </w:r>
+      <w:proofErr w:type="spellStart"/>
+      <w:r>
+        <w:rPr>
+          <w:rStyle w:val="Strong"/>
+          <w:rFonts w:ascii="Arial" w:hAnsi="Arial" w:cs="Arial"/>
+          <w:sz w:val="20"/>
+        </w:rPr>
+        <w:t>Laravel</w:t>
+      </w:r>
+      <w:proofErr w:type="spellEnd"/>
       <w:r>
         <w:rPr>
           <w:rFonts w:ascii="Arial" w:hAnsi="Arial" w:cs="Arial"/>
@@ -2189,6 +2432,7 @@
         </w:rPr>
         <w:t xml:space="preserve">Built a </w:t>
       </w:r>
+      <w:proofErr w:type="spellStart"/>
       <w:r>
         <w:rPr>
           <w:rStyle w:val="Strong"/>
@@ -2197,6 +2441,7 @@
         </w:rPr>
         <w:t>GraphQL</w:t>
       </w:r>
+      <w:proofErr w:type="spellEnd"/>
       <w:r>
         <w:rPr>
           <w:rFonts w:ascii="Arial" w:hAnsi="Arial" w:cs="Arial"/>
@@ -2246,7 +2491,25 @@
           <w:rFonts w:ascii="Arial" w:hAnsi="Arial" w:cs="Arial"/>
           <w:sz w:val="20"/>
         </w:rPr>
-        <w:t>OAuth2 / OpenID Connect</w:t>
+        <w:t xml:space="preserve">OAuth2 / </w:t>
+      </w:r>
+      <w:proofErr w:type="spellStart"/>
+      <w:r>
+        <w:rPr>
+          <w:rStyle w:val="Strong"/>
+          <w:rFonts w:ascii="Arial" w:hAnsi="Arial" w:cs="Arial"/>
+          <w:sz w:val="20"/>
+        </w:rPr>
+        <w:t>OpenID</w:t>
+      </w:r>
+      <w:proofErr w:type="spellEnd"/>
+      <w:r>
+        <w:rPr>
+          <w:rStyle w:val="Strong"/>
+          <w:rFonts w:ascii="Arial" w:hAnsi="Arial" w:cs="Arial"/>
+          <w:sz w:val="20"/>
+        </w:rPr>
+        <w:t xml:space="preserve"> Connect</w:t>
       </w:r>
       <w:r>
         <w:rPr>
@@ -2336,6 +2599,7 @@
         </w:rPr>
         <w:t xml:space="preserve"> feature modules with </w:t>
       </w:r>
+      <w:proofErr w:type="spellStart"/>
       <w:r>
         <w:rPr>
           <w:rStyle w:val="Strong"/>
@@ -2344,13 +2608,15 @@
         </w:rPr>
         <w:t>TypeScript</w:t>
       </w:r>
-      <w:r>
-        <w:rPr>
-          <w:rFonts w:ascii="Arial" w:hAnsi="Arial" w:cs="Arial"/>
-          <w:sz w:val="20"/>
-        </w:rPr>
-        <w:t xml:space="preserve">, </w:t>
-      </w:r>
+      <w:proofErr w:type="spellEnd"/>
+      <w:r>
+        <w:rPr>
+          <w:rFonts w:ascii="Arial" w:hAnsi="Arial" w:cs="Arial"/>
+          <w:sz w:val="20"/>
+        </w:rPr>
+        <w:t xml:space="preserve">, </w:t>
+      </w:r>
+      <w:proofErr w:type="spellStart"/>
       <w:r>
         <w:rPr>
           <w:rStyle w:val="Strong"/>
@@ -2359,6 +2625,7 @@
         </w:rPr>
         <w:t>RxJS</w:t>
       </w:r>
+      <w:proofErr w:type="spellEnd"/>
       <w:r>
         <w:rPr>
           <w:rFonts w:ascii="Arial" w:hAnsi="Arial" w:cs="Arial"/>
@@ -2366,6 +2633,7 @@
         </w:rPr>
         <w:t xml:space="preserve">, and </w:t>
       </w:r>
+      <w:proofErr w:type="spellStart"/>
       <w:r>
         <w:rPr>
           <w:rStyle w:val="Strong"/>
@@ -2374,6 +2642,7 @@
         </w:rPr>
         <w:t>NgRx</w:t>
       </w:r>
+      <w:proofErr w:type="spellEnd"/>
       <w:r>
         <w:rPr>
           <w:rFonts w:ascii="Arial" w:hAnsi="Arial" w:cs="Arial"/>
@@ -2417,6 +2686,7 @@
         </w:rPr>
         <w:t xml:space="preserve"> and </w:t>
       </w:r>
+      <w:proofErr w:type="spellStart"/>
       <w:r>
         <w:rPr>
           <w:rStyle w:val="Strong"/>
@@ -2425,6 +2695,7 @@
         </w:rPr>
         <w:t>RabbitMQ</w:t>
       </w:r>
+      <w:proofErr w:type="spellEnd"/>
       <w:r>
         <w:rPr>
           <w:rFonts w:ascii="Arial" w:hAnsi="Arial" w:cs="Arial"/>
@@ -2432,13 +2703,23 @@
         </w:rPr>
         <w:t xml:space="preserve"> patterns, implementing </w:t>
       </w:r>
-      <w:r>
-        <w:rPr>
-          <w:rStyle w:val="Strong"/>
-          <w:rFonts w:ascii="Arial" w:hAnsi="Arial" w:cs="Arial"/>
-          <w:sz w:val="20"/>
-        </w:rPr>
-        <w:t>idempotency keys</w:t>
+      <w:proofErr w:type="spellStart"/>
+      <w:r>
+        <w:rPr>
+          <w:rStyle w:val="Strong"/>
+          <w:rFonts w:ascii="Arial" w:hAnsi="Arial" w:cs="Arial"/>
+          <w:sz w:val="20"/>
+        </w:rPr>
+        <w:t>idempotency</w:t>
+      </w:r>
+      <w:proofErr w:type="spellEnd"/>
+      <w:r>
+        <w:rPr>
+          <w:rStyle w:val="Strong"/>
+          <w:rFonts w:ascii="Arial" w:hAnsi="Arial" w:cs="Arial"/>
+          <w:sz w:val="20"/>
+        </w:rPr>
+        <w:t xml:space="preserve"> keys</w:t>
       </w:r>
       <w:r>
         <w:rPr>
@@ -2468,6 +2749,7 @@
         </w:rPr>
         <w:t xml:space="preserve">Designed event-driven workflows using </w:t>
       </w:r>
+      <w:proofErr w:type="spellStart"/>
       <w:r>
         <w:rPr>
           <w:rStyle w:val="Strong"/>
@@ -2476,6 +2758,7 @@
         </w:rPr>
         <w:t>EventBridge</w:t>
       </w:r>
+      <w:proofErr w:type="spellEnd"/>
       <w:r>
         <w:rPr>
           <w:rFonts w:ascii="Arial" w:hAnsi="Arial" w:cs="Arial"/>
@@ -2519,6 +2802,7 @@
         </w:rPr>
         <w:t xml:space="preserve">Implemented caching with </w:t>
       </w:r>
+      <w:proofErr w:type="spellStart"/>
       <w:r>
         <w:rPr>
           <w:rStyle w:val="Strong"/>
@@ -2527,6 +2811,7 @@
         </w:rPr>
         <w:t>Redis</w:t>
       </w:r>
+      <w:proofErr w:type="spellEnd"/>
       <w:r>
         <w:rPr>
           <w:rFonts w:ascii="Arial" w:hAnsi="Arial" w:cs="Arial"/>
@@ -2534,6 +2819,7 @@
         </w:rPr>
         <w:t xml:space="preserve"> via </w:t>
       </w:r>
+      <w:proofErr w:type="spellStart"/>
       <w:r>
         <w:rPr>
           <w:rStyle w:val="Strong"/>
@@ -2542,6 +2828,7 @@
         </w:rPr>
         <w:t>ElastiCache</w:t>
       </w:r>
+      <w:proofErr w:type="spellEnd"/>
       <w:r>
         <w:rPr>
           <w:rFonts w:ascii="Arial" w:hAnsi="Arial" w:cs="Arial"/>
@@ -2570,6 +2857,7 @@
         </w:rPr>
         <w:t xml:space="preserve">Tuned relational performance across </w:t>
       </w:r>
+      <w:proofErr w:type="spellStart"/>
       <w:r>
         <w:rPr>
           <w:rStyle w:val="Strong"/>
@@ -2578,6 +2866,7 @@
         </w:rPr>
         <w:t>PostgreSQL</w:t>
       </w:r>
+      <w:proofErr w:type="spellEnd"/>
       <w:r>
         <w:rPr>
           <w:rFonts w:ascii="Arial" w:hAnsi="Arial" w:cs="Arial"/>
@@ -2651,6 +2940,7 @@
         </w:rPr>
         <w:t xml:space="preserve"> pre-signed URLs, metadata validation, and lifecycle policies, integrating delivery through </w:t>
       </w:r>
+      <w:proofErr w:type="spellStart"/>
       <w:r>
         <w:rPr>
           <w:rStyle w:val="Strong"/>
@@ -2659,6 +2949,7 @@
         </w:rPr>
         <w:t>CloudFront</w:t>
       </w:r>
+      <w:proofErr w:type="spellEnd"/>
       <w:r>
         <w:rPr>
           <w:rFonts w:ascii="Arial" w:hAnsi="Arial" w:cs="Arial"/>
@@ -2753,6 +3044,7 @@
         </w:rPr>
         <w:t xml:space="preserve">Containerized services with </w:t>
       </w:r>
+      <w:proofErr w:type="spellStart"/>
       <w:r>
         <w:rPr>
           <w:rStyle w:val="Strong"/>
@@ -2761,6 +3053,7 @@
         </w:rPr>
         <w:t>Docker</w:t>
       </w:r>
+      <w:proofErr w:type="spellEnd"/>
       <w:r>
         <w:rPr>
           <w:rFonts w:ascii="Arial" w:hAnsi="Arial" w:cs="Arial"/>
@@ -2796,8 +3089,25 @@
           <w:rFonts w:ascii="Arial" w:hAnsi="Arial" w:cs="Arial"/>
           <w:sz w:val="20"/>
         </w:rPr>
-        <w:t xml:space="preserve">, using Git-based promotion flows aligned to </w:t>
-      </w:r>
+        <w:t xml:space="preserve">, using </w:t>
+      </w:r>
+      <w:proofErr w:type="spellStart"/>
+      <w:r>
+        <w:rPr>
+          <w:rFonts w:ascii="Arial" w:hAnsi="Arial" w:cs="Arial"/>
+          <w:sz w:val="20"/>
+        </w:rPr>
+        <w:t>Git</w:t>
+      </w:r>
+      <w:proofErr w:type="spellEnd"/>
+      <w:r>
+        <w:rPr>
+          <w:rFonts w:ascii="Arial" w:hAnsi="Arial" w:cs="Arial"/>
+          <w:sz w:val="20"/>
+        </w:rPr>
+        <w:t xml:space="preserve">-based promotion flows aligned to </w:t>
+      </w:r>
+      <w:proofErr w:type="spellStart"/>
       <w:r>
         <w:rPr>
           <w:rStyle w:val="Strong"/>
@@ -2806,6 +3116,7 @@
         </w:rPr>
         <w:t>GitOps</w:t>
       </w:r>
+      <w:proofErr w:type="spellEnd"/>
       <w:r>
         <w:rPr>
           <w:rFonts w:ascii="Arial" w:hAnsi="Arial" w:cs="Arial"/>
@@ -2834,6 +3145,7 @@
         </w:rPr>
         <w:t xml:space="preserve">Managed infrastructure patterns with </w:t>
       </w:r>
+      <w:proofErr w:type="spellStart"/>
       <w:r>
         <w:rPr>
           <w:rStyle w:val="Strong"/>
@@ -2842,6 +3154,7 @@
         </w:rPr>
         <w:t>Terraform</w:t>
       </w:r>
+      <w:proofErr w:type="spellEnd"/>
       <w:r>
         <w:rPr>
           <w:rFonts w:ascii="Arial" w:hAnsi="Arial" w:cs="Arial"/>
@@ -2849,6 +3162,7 @@
         </w:rPr>
         <w:t xml:space="preserve"> and </w:t>
       </w:r>
+      <w:proofErr w:type="spellStart"/>
       <w:r>
         <w:rPr>
           <w:rStyle w:val="Strong"/>
@@ -2857,12 +3171,29 @@
         </w:rPr>
         <w:t>CloudFormation</w:t>
       </w:r>
-      <w:r>
-        <w:rPr>
-          <w:rFonts w:ascii="Arial" w:hAnsi="Arial" w:cs="Arial"/>
-          <w:sz w:val="20"/>
-        </w:rPr>
-        <w:t xml:space="preserve"> concepts, standardizing environment parity and reducing drift between dev, staging, and production.</w:t>
+      <w:proofErr w:type="spellEnd"/>
+      <w:r>
+        <w:rPr>
+          <w:rFonts w:ascii="Arial" w:hAnsi="Arial" w:cs="Arial"/>
+          <w:sz w:val="20"/>
+        </w:rPr>
+        <w:t xml:space="preserve"> concepts, standardizing environment parity and reducing drift between </w:t>
+      </w:r>
+      <w:proofErr w:type="spellStart"/>
+      <w:r>
+        <w:rPr>
+          <w:rFonts w:ascii="Arial" w:hAnsi="Arial" w:cs="Arial"/>
+          <w:sz w:val="20"/>
+        </w:rPr>
+        <w:t>dev</w:t>
+      </w:r>
+      <w:proofErr w:type="spellEnd"/>
+      <w:r>
+        <w:rPr>
+          <w:rFonts w:ascii="Arial" w:hAnsi="Arial" w:cs="Arial"/>
+          <w:sz w:val="20"/>
+        </w:rPr>
+        <w:t>, staging, and production.</w:t>
       </w:r>
     </w:p>
     <w:p>
@@ -2885,13 +3216,23 @@
         </w:rPr>
         <w:t xml:space="preserve">Established a CI/CD quality bar using </w:t>
       </w:r>
-      <w:r>
-        <w:rPr>
-          <w:rStyle w:val="Strong"/>
-          <w:rFonts w:ascii="Arial" w:hAnsi="Arial" w:cs="Arial"/>
-          <w:sz w:val="20"/>
-        </w:rPr>
-        <w:t>GitHub Actions</w:t>
+      <w:proofErr w:type="spellStart"/>
+      <w:r>
+        <w:rPr>
+          <w:rStyle w:val="Strong"/>
+          <w:rFonts w:ascii="Arial" w:hAnsi="Arial" w:cs="Arial"/>
+          <w:sz w:val="20"/>
+        </w:rPr>
+        <w:t>GitHub</w:t>
+      </w:r>
+      <w:proofErr w:type="spellEnd"/>
+      <w:r>
+        <w:rPr>
+          <w:rStyle w:val="Strong"/>
+          <w:rFonts w:ascii="Arial" w:hAnsi="Arial" w:cs="Arial"/>
+          <w:sz w:val="20"/>
+        </w:rPr>
+        <w:t xml:space="preserve"> Actions</w:t>
       </w:r>
       <w:r>
         <w:rPr>
@@ -2913,7 +3254,23 @@
           <w:rFonts w:ascii="Arial" w:hAnsi="Arial" w:cs="Arial"/>
           <w:sz w:val="20"/>
         </w:rPr>
-        <w:t>, gating merges on tests, linting, build verification, and artifact promotion rules.</w:t>
+        <w:t xml:space="preserve">, gating merges on tests, </w:t>
+      </w:r>
+      <w:proofErr w:type="spellStart"/>
+      <w:r>
+        <w:rPr>
+          <w:rFonts w:ascii="Arial" w:hAnsi="Arial" w:cs="Arial"/>
+          <w:sz w:val="20"/>
+        </w:rPr>
+        <w:t>linting</w:t>
+      </w:r>
+      <w:proofErr w:type="spellEnd"/>
+      <w:r>
+        <w:rPr>
+          <w:rFonts w:ascii="Arial" w:hAnsi="Arial" w:cs="Arial"/>
+          <w:sz w:val="20"/>
+        </w:rPr>
+        <w:t>, build verification, and artifact promotion rules.</w:t>
       </w:r>
     </w:p>
     <w:p>
@@ -2935,8 +3292,25 @@
           <w:sz w:val="20"/>
         </w:rPr>
         <w:lastRenderedPageBreak/>
-        <w:t xml:space="preserve">Strengthened observability with </w:t>
-      </w:r>
+        <w:t xml:space="preserve">Strengthened </w:t>
+      </w:r>
+      <w:proofErr w:type="spellStart"/>
+      <w:r>
+        <w:rPr>
+          <w:rFonts w:ascii="Arial" w:hAnsi="Arial" w:cs="Arial"/>
+          <w:sz w:val="20"/>
+        </w:rPr>
+        <w:t>observability</w:t>
+      </w:r>
+      <w:proofErr w:type="spellEnd"/>
+      <w:r>
+        <w:rPr>
+          <w:rFonts w:ascii="Arial" w:hAnsi="Arial" w:cs="Arial"/>
+          <w:sz w:val="20"/>
+        </w:rPr>
+        <w:t xml:space="preserve"> with </w:t>
+      </w:r>
+      <w:proofErr w:type="spellStart"/>
       <w:r>
         <w:rPr>
           <w:rStyle w:val="Strong"/>
@@ -2945,6 +3319,7 @@
         </w:rPr>
         <w:t>OpenTelemetry</w:t>
       </w:r>
+      <w:proofErr w:type="spellEnd"/>
       <w:r>
         <w:rPr>
           <w:rFonts w:ascii="Arial" w:hAnsi="Arial" w:cs="Arial"/>
@@ -2952,6 +3327,7 @@
         </w:rPr>
         <w:t xml:space="preserve"> instrumentation and </w:t>
       </w:r>
+      <w:proofErr w:type="spellStart"/>
       <w:r>
         <w:rPr>
           <w:rStyle w:val="Strong"/>
@@ -2960,6 +3336,7 @@
         </w:rPr>
         <w:t>CloudWatch</w:t>
       </w:r>
+      <w:proofErr w:type="spellEnd"/>
       <w:r>
         <w:rPr>
           <w:rFonts w:ascii="Arial" w:hAnsi="Arial" w:cs="Arial"/>
@@ -2967,6 +3344,7 @@
         </w:rPr>
         <w:t xml:space="preserve"> metrics/logs, exporting key dashboards to </w:t>
       </w:r>
+      <w:proofErr w:type="spellStart"/>
       <w:r>
         <w:rPr>
           <w:rStyle w:val="Strong"/>
@@ -2975,6 +3353,7 @@
         </w:rPr>
         <w:t>Datadog</w:t>
       </w:r>
+      <w:proofErr w:type="spellEnd"/>
       <w:r>
         <w:rPr>
           <w:rFonts w:ascii="Arial" w:hAnsi="Arial" w:cs="Arial"/>
@@ -2997,6 +3376,7 @@
         </w:rPr>
         <w:t xml:space="preserve">, and </w:t>
       </w:r>
+      <w:proofErr w:type="spellStart"/>
       <w:r>
         <w:rPr>
           <w:rStyle w:val="Strong"/>
@@ -3005,6 +3385,7 @@
         </w:rPr>
         <w:t>Grafana</w:t>
       </w:r>
+      <w:proofErr w:type="spellEnd"/>
       <w:r>
         <w:rPr>
           <w:rFonts w:ascii="Arial" w:hAnsi="Arial" w:cs="Arial"/>
@@ -3033,6 +3414,7 @@
         </w:rPr>
         <w:t xml:space="preserve">Implemented search-backed workflows using </w:t>
       </w:r>
+      <w:proofErr w:type="spellStart"/>
       <w:r>
         <w:rPr>
           <w:rStyle w:val="Strong"/>
@@ -3041,6 +3423,7 @@
         </w:rPr>
         <w:t>Elasticsearch</w:t>
       </w:r>
+      <w:proofErr w:type="spellEnd"/>
       <w:r>
         <w:rPr>
           <w:rFonts w:ascii="Arial" w:hAnsi="Arial" w:cs="Arial"/>
@@ -3089,6 +3472,7 @@
       </w:r>
     </w:p>
     <w:p>
+      <w:proofErr w:type="spellStart"/>
       <w:r>
         <w:rPr>
           <w:rFonts w:ascii="Arial" w:eastAsia="Arial" w:hAnsi="Arial" w:cs="Arial"/>
@@ -3098,7 +3482,19 @@
           <w:sz w:val="21"/>
           <w:szCs w:val="21"/>
         </w:rPr>
-        <w:t>Webiz Digital</w:t>
+        <w:t>Webiz</w:t>
+      </w:r>
+      <w:proofErr w:type="spellEnd"/>
+      <w:r>
+        <w:rPr>
+          <w:rFonts w:ascii="Arial" w:eastAsia="Arial" w:hAnsi="Arial" w:cs="Arial"/>
+          <w:b/>
+          <w:bCs/>
+          <w:color w:val="6F8F6B"/>
+          <w:sz w:val="21"/>
+          <w:szCs w:val="21"/>
+        </w:rPr>
+        <w:t xml:space="preserve"> Digital</w:t>
       </w:r>
     </w:p>
     <w:p>
@@ -3174,6 +3570,7 @@
         </w:rPr>
         <w:t xml:space="preserve">Maintained legacy </w:t>
       </w:r>
+      <w:proofErr w:type="spellStart"/>
       <w:r>
         <w:rPr>
           <w:rStyle w:val="Strong"/>
@@ -3183,6 +3580,7 @@
         </w:rPr>
         <w:t>AngularJS</w:t>
       </w:r>
+      <w:proofErr w:type="spellEnd"/>
       <w:r>
         <w:rPr>
           <w:rFonts w:ascii="Arial" w:hAnsi="Arial" w:cs="Arial"/>
@@ -3208,6 +3606,7 @@
         </w:rPr>
         <w:t xml:space="preserve"> modules using </w:t>
       </w:r>
+      <w:proofErr w:type="spellStart"/>
       <w:r>
         <w:rPr>
           <w:rStyle w:val="Strong"/>
@@ -3217,6 +3616,7 @@
         </w:rPr>
         <w:t>TypeScript</w:t>
       </w:r>
+      <w:proofErr w:type="spellEnd"/>
       <w:r>
         <w:rPr>
           <w:rFonts w:ascii="Arial" w:hAnsi="Arial" w:cs="Arial"/>
@@ -3225,6 +3625,7 @@
         </w:rPr>
         <w:t xml:space="preserve"> and </w:t>
       </w:r>
+      <w:proofErr w:type="spellStart"/>
       <w:r>
         <w:rPr>
           <w:rStyle w:val="Strong"/>
@@ -3234,6 +3635,7 @@
         </w:rPr>
         <w:t>RxJS</w:t>
       </w:r>
+      <w:proofErr w:type="spellEnd"/>
       <w:r>
         <w:rPr>
           <w:rFonts w:ascii="Arial" w:hAnsi="Arial" w:cs="Arial"/>
@@ -3263,7 +3665,25 @@
           <w:sz w:val="20"/>
           <w:szCs w:val="20"/>
         </w:rPr>
-        <w:t xml:space="preserve">Implemented secure authentication flows using </w:t>
+        <w:t xml:space="preserve">Implemented secure authentication </w:t>
+      </w:r>
+      <w:proofErr w:type="gramStart"/>
+      <w:r>
+        <w:rPr>
+          <w:rFonts w:ascii="Arial" w:hAnsi="Arial" w:cs="Arial"/>
+          <w:sz w:val="20"/>
+          <w:szCs w:val="20"/>
+        </w:rPr>
+        <w:t>flows</w:t>
+      </w:r>
+      <w:proofErr w:type="gramEnd"/>
+      <w:r>
+        <w:rPr>
+          <w:rFonts w:ascii="Arial" w:hAnsi="Arial" w:cs="Arial"/>
+          <w:sz w:val="20"/>
+          <w:szCs w:val="20"/>
+        </w:rPr>
+        <w:t xml:space="preserve"> using </w:t>
       </w:r>
       <w:r>
         <w:rPr>
@@ -3339,6 +3759,7 @@
         </w:rPr>
         <w:t xml:space="preserve"> and </w:t>
       </w:r>
+      <w:proofErr w:type="spellStart"/>
       <w:r>
         <w:rPr>
           <w:rStyle w:val="Strong"/>
@@ -3348,6 +3769,7 @@
         </w:rPr>
         <w:t>PostgreSQL</w:t>
       </w:r>
+      <w:proofErr w:type="spellEnd"/>
       <w:r>
         <w:rPr>
           <w:rFonts w:ascii="Arial" w:hAnsi="Arial" w:cs="Arial"/>
@@ -3396,6 +3818,7 @@
         </w:rPr>
         <w:t xml:space="preserve"> and </w:t>
       </w:r>
+      <w:proofErr w:type="spellStart"/>
       <w:r>
         <w:rPr>
           <w:rStyle w:val="Strong"/>
@@ -3405,6 +3828,7 @@
         </w:rPr>
         <w:t>RabbitMQ</w:t>
       </w:r>
+      <w:proofErr w:type="spellEnd"/>
       <w:r>
         <w:rPr>
           <w:rFonts w:ascii="Arial" w:hAnsi="Arial" w:cs="Arial"/>
@@ -3434,7 +3858,43 @@
           <w:sz w:val="20"/>
           <w:szCs w:val="20"/>
         </w:rPr>
-        <w:t>Built webhook ingestion endpoints with signature validation and replay protection, then reconciled state through idempotent consumers and repair tooling.</w:t>
+        <w:t xml:space="preserve">Built </w:t>
+      </w:r>
+      <w:proofErr w:type="spellStart"/>
+      <w:r>
+        <w:rPr>
+          <w:rFonts w:ascii="Arial" w:hAnsi="Arial" w:cs="Arial"/>
+          <w:sz w:val="20"/>
+          <w:szCs w:val="20"/>
+        </w:rPr>
+        <w:t>webhook</w:t>
+      </w:r>
+      <w:proofErr w:type="spellEnd"/>
+      <w:r>
+        <w:rPr>
+          <w:rFonts w:ascii="Arial" w:hAnsi="Arial" w:cs="Arial"/>
+          <w:sz w:val="20"/>
+          <w:szCs w:val="20"/>
+        </w:rPr>
+        <w:t xml:space="preserve"> ingestion endpoints with signature validation and replay protection, </w:t>
+      </w:r>
+      <w:proofErr w:type="gramStart"/>
+      <w:r>
+        <w:rPr>
+          <w:rFonts w:ascii="Arial" w:hAnsi="Arial" w:cs="Arial"/>
+          <w:sz w:val="20"/>
+          <w:szCs w:val="20"/>
+        </w:rPr>
+        <w:t>then</w:t>
+      </w:r>
+      <w:proofErr w:type="gramEnd"/>
+      <w:r>
+        <w:rPr>
+          <w:rFonts w:ascii="Arial" w:hAnsi="Arial" w:cs="Arial"/>
+          <w:sz w:val="20"/>
+          <w:szCs w:val="20"/>
+        </w:rPr>
+        <w:t xml:space="preserve"> reconciled state through idempotent consumers and repair tooling.</w:t>
       </w:r>
     </w:p>
     <w:p>
@@ -3459,6 +3919,7 @@
         </w:rPr>
         <w:t xml:space="preserve">Introduced caching using </w:t>
       </w:r>
+      <w:proofErr w:type="spellStart"/>
       <w:r>
         <w:rPr>
           <w:rStyle w:val="Strong"/>
@@ -3468,6 +3929,7 @@
         </w:rPr>
         <w:t>Redis</w:t>
       </w:r>
+      <w:proofErr w:type="spellEnd"/>
       <w:r>
         <w:rPr>
           <w:rFonts w:ascii="Arial" w:hAnsi="Arial" w:cs="Arial"/>
@@ -3499,6 +3961,7 @@
         </w:rPr>
         <w:t xml:space="preserve">Standardized containerized development with </w:t>
       </w:r>
+      <w:proofErr w:type="spellStart"/>
       <w:r>
         <w:rPr>
           <w:rStyle w:val="Strong"/>
@@ -3508,6 +3971,7 @@
         </w:rPr>
         <w:t>Docker</w:t>
       </w:r>
+      <w:proofErr w:type="spellEnd"/>
       <w:r>
         <w:rPr>
           <w:rFonts w:ascii="Arial" w:hAnsi="Arial" w:cs="Arial"/>
@@ -3613,6 +4077,7 @@
         </w:rPr>
         <w:t xml:space="preserve">Implemented structured logging and operational metrics in </w:t>
       </w:r>
+      <w:proofErr w:type="spellStart"/>
       <w:r>
         <w:rPr>
           <w:rStyle w:val="Strong"/>
@@ -3622,6 +4087,7 @@
         </w:rPr>
         <w:t>CloudWatch</w:t>
       </w:r>
+      <w:proofErr w:type="spellEnd"/>
       <w:r>
         <w:rPr>
           <w:rFonts w:ascii="Arial" w:hAnsi="Arial" w:cs="Arial"/>
@@ -3653,6 +4119,7 @@
         </w:rPr>
         <w:t xml:space="preserve">Implemented search experiences with </w:t>
       </w:r>
+      <w:proofErr w:type="spellStart"/>
       <w:r>
         <w:rPr>
           <w:rStyle w:val="Strong"/>
@@ -3662,6 +4129,7 @@
         </w:rPr>
         <w:t>Elasticsearch</w:t>
       </w:r>
+      <w:proofErr w:type="spellEnd"/>
       <w:r>
         <w:rPr>
           <w:rFonts w:ascii="Arial" w:hAnsi="Arial" w:cs="Arial"/>
@@ -3693,14 +4161,25 @@
         </w:rPr>
         <w:t xml:space="preserve">Automated delivery using </w:t>
       </w:r>
-      <w:r>
-        <w:rPr>
-          <w:rStyle w:val="Strong"/>
-          <w:rFonts w:ascii="Arial" w:hAnsi="Arial" w:cs="Arial"/>
-          <w:sz w:val="20"/>
-          <w:szCs w:val="20"/>
-        </w:rPr>
-        <w:t>GitLab CI</w:t>
+      <w:proofErr w:type="spellStart"/>
+      <w:r>
+        <w:rPr>
+          <w:rStyle w:val="Strong"/>
+          <w:rFonts w:ascii="Arial" w:hAnsi="Arial" w:cs="Arial"/>
+          <w:sz w:val="20"/>
+          <w:szCs w:val="20"/>
+        </w:rPr>
+        <w:t>GitLab</w:t>
+      </w:r>
+      <w:proofErr w:type="spellEnd"/>
+      <w:r>
+        <w:rPr>
+          <w:rStyle w:val="Strong"/>
+          <w:rFonts w:ascii="Arial" w:hAnsi="Arial" w:cs="Arial"/>
+          <w:sz w:val="20"/>
+          <w:szCs w:val="20"/>
+        </w:rPr>
+        <w:t xml:space="preserve"> CI</w:t>
       </w:r>
       <w:r>
         <w:rPr>
@@ -3776,6 +4255,7 @@
       </w:r>
     </w:p>
     <w:p>
+      <w:proofErr w:type="gramStart"/>
       <w:r>
         <w:rPr>
           <w:rFonts w:ascii="Arial" w:eastAsia="Arial" w:hAnsi="Arial" w:cs="Arial"/>
@@ -3787,6 +4267,7 @@
         </w:rPr>
         <w:t>Centric Tech Inc.</w:t>
       </w:r>
+      <w:proofErr w:type="gramEnd"/>
     </w:p>
     <w:p>
       <w:r>
@@ -3978,6 +4459,7 @@
         </w:rPr>
         <w:t xml:space="preserve">Introduced early caching strategies using </w:t>
       </w:r>
+      <w:proofErr w:type="spellStart"/>
       <w:r>
         <w:rPr>
           <w:rStyle w:val="Strong"/>
@@ -3986,6 +4468,7 @@
         </w:rPr>
         <w:t>Redis</w:t>
       </w:r>
+      <w:proofErr w:type="spellEnd"/>
       <w:r>
         <w:rPr>
           <w:rFonts w:ascii="Arial" w:hAnsi="Arial" w:cs="Arial"/>
@@ -4075,8 +4558,25 @@
           <w:rFonts w:ascii="Arial" w:hAnsi="Arial" w:cs="Arial"/>
           <w:sz w:val="20"/>
         </w:rPr>
-        <w:t xml:space="preserve">Containerized select services and dev tooling using </w:t>
-      </w:r>
+        <w:t xml:space="preserve">Containerized select services and </w:t>
+      </w:r>
+      <w:proofErr w:type="spellStart"/>
+      <w:r>
+        <w:rPr>
+          <w:rFonts w:ascii="Arial" w:hAnsi="Arial" w:cs="Arial"/>
+          <w:sz w:val="20"/>
+        </w:rPr>
+        <w:t>dev</w:t>
+      </w:r>
+      <w:proofErr w:type="spellEnd"/>
+      <w:r>
+        <w:rPr>
+          <w:rFonts w:ascii="Arial" w:hAnsi="Arial" w:cs="Arial"/>
+          <w:sz w:val="20"/>
+        </w:rPr>
+        <w:t xml:space="preserve"> tooling using </w:t>
+      </w:r>
+      <w:proofErr w:type="spellStart"/>
       <w:r>
         <w:rPr>
           <w:rStyle w:val="Strong"/>
@@ -4085,6 +4585,7 @@
         </w:rPr>
         <w:t>Docker</w:t>
       </w:r>
+      <w:proofErr w:type="spellEnd"/>
       <w:r>
         <w:rPr>
           <w:rFonts w:ascii="Arial" w:hAnsi="Arial" w:cs="Arial"/>
@@ -4316,7 +4817,29 @@
           <w:color w:val="auto"/>
           <w:sz w:val="20"/>
         </w:rPr>
-        <w:t>Multi-Tenant Integration Hub (SaaS Platform)</w:t>
+        <w:t>Multi-Tenant Integration Hub (</w:t>
+      </w:r>
+      <w:proofErr w:type="spellStart"/>
+      <w:r>
+        <w:rPr>
+          <w:rStyle w:val="Strong"/>
+          <w:rFonts w:ascii="Arial" w:hAnsi="Arial" w:cs="Arial"/>
+          <w:bCs w:val="0"/>
+          <w:color w:val="auto"/>
+          <w:sz w:val="20"/>
+        </w:rPr>
+        <w:t>SaaS</w:t>
+      </w:r>
+      <w:proofErr w:type="spellEnd"/>
+      <w:r>
+        <w:rPr>
+          <w:rStyle w:val="Strong"/>
+          <w:rFonts w:ascii="Arial" w:hAnsi="Arial" w:cs="Arial"/>
+          <w:bCs w:val="0"/>
+          <w:color w:val="auto"/>
+          <w:sz w:val="20"/>
+        </w:rPr>
+        <w:t xml:space="preserve"> Platform)</w:t>
       </w:r>
     </w:p>
     <w:p>
@@ -4339,6 +4862,7 @@
         </w:rPr>
         <w:t xml:space="preserve">Built a tenant-aware integration layer for </w:t>
       </w:r>
+      <w:proofErr w:type="spellStart"/>
       <w:r>
         <w:rPr>
           <w:rStyle w:val="Strong"/>
@@ -4347,6 +4871,7 @@
         </w:rPr>
         <w:t>webhooks</w:t>
       </w:r>
+      <w:proofErr w:type="spellEnd"/>
       <w:r>
         <w:rPr>
           <w:rFonts w:ascii="Arial" w:hAnsi="Arial" w:cs="Arial"/>
@@ -4360,7 +4885,43 @@
           <w:rFonts w:ascii="Arial" w:hAnsi="Arial" w:cs="Arial"/>
           <w:sz w:val="20"/>
         </w:rPr>
-        <w:t>PHP (Symfony/Laravel)</w:t>
+        <w:t>PHP (</w:t>
+      </w:r>
+      <w:proofErr w:type="spellStart"/>
+      <w:r>
+        <w:rPr>
+          <w:rStyle w:val="Strong"/>
+          <w:rFonts w:ascii="Arial" w:hAnsi="Arial" w:cs="Arial"/>
+          <w:sz w:val="20"/>
+        </w:rPr>
+        <w:t>Symfony</w:t>
+      </w:r>
+      <w:proofErr w:type="spellEnd"/>
+      <w:r>
+        <w:rPr>
+          <w:rStyle w:val="Strong"/>
+          <w:rFonts w:ascii="Arial" w:hAnsi="Arial" w:cs="Arial"/>
+          <w:sz w:val="20"/>
+        </w:rPr>
+        <w:t>/</w:t>
+      </w:r>
+      <w:proofErr w:type="spellStart"/>
+      <w:r>
+        <w:rPr>
+          <w:rStyle w:val="Strong"/>
+          <w:rFonts w:ascii="Arial" w:hAnsi="Arial" w:cs="Arial"/>
+          <w:sz w:val="20"/>
+        </w:rPr>
+        <w:t>Laravel</w:t>
+      </w:r>
+      <w:proofErr w:type="spellEnd"/>
+      <w:r>
+        <w:rPr>
+          <w:rStyle w:val="Strong"/>
+          <w:rFonts w:ascii="Arial" w:hAnsi="Arial" w:cs="Arial"/>
+          <w:sz w:val="20"/>
+        </w:rPr>
+        <w:t>)</w:t>
       </w:r>
       <w:r>
         <w:rPr>
@@ -4480,6 +5041,7 @@
         </w:rPr>
         <w:t xml:space="preserve"> (consumer-side integration), and </w:t>
       </w:r>
+      <w:proofErr w:type="spellStart"/>
       <w:r>
         <w:rPr>
           <w:rStyle w:val="Strong"/>
@@ -4488,6 +5050,7 @@
         </w:rPr>
         <w:t>RabbitMQ</w:t>
       </w:r>
+      <w:proofErr w:type="spellEnd"/>
       <w:r>
         <w:rPr>
           <w:rFonts w:ascii="Arial" w:hAnsi="Arial" w:cs="Arial"/>
@@ -4495,6 +5058,7 @@
         </w:rPr>
         <w:t xml:space="preserve"> patterns with </w:t>
       </w:r>
+      <w:proofErr w:type="spellStart"/>
       <w:r>
         <w:rPr>
           <w:rStyle w:val="Strong"/>
@@ -4503,6 +5067,7 @@
         </w:rPr>
         <w:t>idempotency</w:t>
       </w:r>
+      <w:proofErr w:type="spellEnd"/>
       <w:r>
         <w:rPr>
           <w:rFonts w:ascii="Arial" w:hAnsi="Arial" w:cs="Arial"/>
@@ -4531,6 +5096,7 @@
         </w:rPr>
         <w:t xml:space="preserve">Delivered operational visibility via </w:t>
       </w:r>
+      <w:proofErr w:type="spellStart"/>
       <w:r>
         <w:rPr>
           <w:rStyle w:val="Strong"/>
@@ -4539,6 +5105,7 @@
         </w:rPr>
         <w:t>OpenTelemetry</w:t>
       </w:r>
+      <w:proofErr w:type="spellEnd"/>
       <w:r>
         <w:rPr>
           <w:rFonts w:ascii="Arial" w:hAnsi="Arial" w:cs="Arial"/>
@@ -4546,14 +5113,34 @@
         </w:rPr>
         <w:t xml:space="preserve"> signals routed into </w:t>
       </w:r>
-      <w:r>
-        <w:rPr>
-          <w:rStyle w:val="Strong"/>
-          <w:rFonts w:ascii="Arial" w:hAnsi="Arial" w:cs="Arial"/>
-          <w:sz w:val="20"/>
-        </w:rPr>
-        <w:t>Datadog / Grafana</w:t>
-      </w:r>
+      <w:proofErr w:type="spellStart"/>
+      <w:r>
+        <w:rPr>
+          <w:rStyle w:val="Strong"/>
+          <w:rFonts w:ascii="Arial" w:hAnsi="Arial" w:cs="Arial"/>
+          <w:sz w:val="20"/>
+        </w:rPr>
+        <w:t>Datadog</w:t>
+      </w:r>
+      <w:proofErr w:type="spellEnd"/>
+      <w:r>
+        <w:rPr>
+          <w:rStyle w:val="Strong"/>
+          <w:rFonts w:ascii="Arial" w:hAnsi="Arial" w:cs="Arial"/>
+          <w:sz w:val="20"/>
+        </w:rPr>
+        <w:t xml:space="preserve"> / </w:t>
+      </w:r>
+      <w:proofErr w:type="spellStart"/>
+      <w:r>
+        <w:rPr>
+          <w:rStyle w:val="Strong"/>
+          <w:rFonts w:ascii="Arial" w:hAnsi="Arial" w:cs="Arial"/>
+          <w:sz w:val="20"/>
+        </w:rPr>
+        <w:t>Grafana</w:t>
+      </w:r>
+      <w:proofErr w:type="spellEnd"/>
       <w:r>
         <w:rPr>
           <w:rFonts w:ascii="Arial" w:hAnsi="Arial" w:cs="Arial"/>
@@ -4618,13 +5205,23 @@
         </w:rPr>
         <w:t xml:space="preserve">Indexed tenant-scoped entities into </w:t>
       </w:r>
-      <w:r>
-        <w:rPr>
-          <w:rStyle w:val="Strong"/>
-          <w:rFonts w:ascii="Arial" w:hAnsi="Arial" w:cs="Arial"/>
-          <w:sz w:val="20"/>
-        </w:rPr>
-        <w:t>Elasticsearch/OpenSearch</w:t>
+      <w:proofErr w:type="spellStart"/>
+      <w:r>
+        <w:rPr>
+          <w:rStyle w:val="Strong"/>
+          <w:rFonts w:ascii="Arial" w:hAnsi="Arial" w:cs="Arial"/>
+          <w:sz w:val="20"/>
+        </w:rPr>
+        <w:t>Elasticsearch</w:t>
+      </w:r>
+      <w:proofErr w:type="spellEnd"/>
+      <w:r>
+        <w:rPr>
+          <w:rStyle w:val="Strong"/>
+          <w:rFonts w:ascii="Arial" w:hAnsi="Arial" w:cs="Arial"/>
+          <w:sz w:val="20"/>
+        </w:rPr>
+        <w:t>/OpenSearch</w:t>
       </w:r>
       <w:r>
         <w:rPr>
@@ -4669,6 +5266,7 @@
         </w:rPr>
         <w:t xml:space="preserve"> and served downloads via </w:t>
       </w:r>
+      <w:proofErr w:type="spellStart"/>
       <w:r>
         <w:rPr>
           <w:rStyle w:val="Strong"/>
@@ -4677,6 +5275,7 @@
         </w:rPr>
         <w:t>CloudFront</w:t>
       </w:r>
+      <w:proofErr w:type="spellEnd"/>
       <w:r>
         <w:rPr>
           <w:rFonts w:ascii="Arial" w:hAnsi="Arial" w:cs="Arial"/>
@@ -4735,6 +5334,7 @@
         </w:rPr>
         <w:t xml:space="preserve"> and </w:t>
       </w:r>
+      <w:proofErr w:type="spellStart"/>
       <w:r>
         <w:rPr>
           <w:rStyle w:val="Strong"/>
@@ -4743,6 +5343,7 @@
         </w:rPr>
         <w:t>BigQuery</w:t>
       </w:r>
+      <w:proofErr w:type="spellEnd"/>
       <w:r>
         <w:rPr>
           <w:rFonts w:ascii="Arial" w:hAnsi="Arial" w:cs="Arial"/>
@@ -7347,7 +7948,7 @@
 </file>
 
 <file path=customXml/itemProps1.xml><?xml version="1.0" encoding="utf-8"?>
-<ds:datastoreItem xmlns:ds="http://schemas.openxmlformats.org/officeDocument/2006/customXml" ds:itemID="{7FFEE03E-CEDF-4D6A-B157-5EB53B066C46}">
+<ds:datastoreItem xmlns:ds="http://schemas.openxmlformats.org/officeDocument/2006/customXml" ds:itemID="{062D6F2A-587E-40A5-A7D2-F4E60B2A6F08}">
   <ds:schemaRefs>
     <ds:schemaRef ds:uri="http://schemas.openxmlformats.org/officeDocument/2006/bibliography"/>
   </ds:schemaRefs>
